--- a/docs/API Data Dictionary Sectors Hackathon.docx
+++ b/docs/API Data Dictionary Sectors Hackathon.docx
@@ -4804,7 +4804,7 @@
                 <w:sz w:val="24"/>
                 <w:szCs w:val="24"/>
               </w:rPr>
-              <w:t xml:space="preserve">[Isi]</w:t>
+              <w:t>4 September 2026</w:t>
             </w:r>
           </w:p>
         </w:tc>
@@ -4832,7 +4832,7 @@
                 <w:sz w:val="24"/>
                 <w:szCs w:val="24"/>
               </w:rPr>
-              <w:t xml:space="preserve">Kuota awal</w:t>
+              <w:t>Kuota awal</w:t>
             </w:r>
           </w:p>
         </w:tc>
@@ -4860,7 +4860,7 @@
                 <w:sz w:val="24"/>
                 <w:szCs w:val="24"/>
               </w:rPr>
-              <w:t xml:space="preserve">0</w:t>
+              <w:t>0</w:t>
             </w:r>
           </w:p>
         </w:tc>
@@ -4888,7 +4888,7 @@
                 <w:sz w:val="24"/>
                 <w:szCs w:val="24"/>
               </w:rPr>
-              <w:t xml:space="preserve">1000</w:t>
+              <w:t>1000</w:t>
             </w:r>
           </w:p>
         </w:tc>
@@ -4918,7 +4918,7 @@
                 <w:sz w:val="24"/>
                 <w:szCs w:val="24"/>
               </w:rPr>
-              <w:t xml:space="preserve">[Isi]</w:t>
+              <w:t>4 September 2026</w:t>
             </w:r>
           </w:p>
         </w:tc>
@@ -4946,7 +4946,7 @@
                 <w:sz w:val="24"/>
                 <w:szCs w:val="24"/>
               </w:rPr>
-              <w:t xml:space="preserve">[Isi]</w:t>
+              <w:t>Verifikasi awal koneksi API (uji endpoint subsectors)</w:t>
             </w:r>
           </w:p>
         </w:tc>
@@ -4974,7 +4974,7 @@
                 <w:sz w:val="24"/>
                 <w:szCs w:val="24"/>
               </w:rPr>
-              <w:t xml:space="preserve">[Isi]</w:t>
+              <w:t>1</w:t>
             </w:r>
           </w:p>
         </w:tc>
@@ -5002,7 +5002,7 @@
                 <w:sz w:val="24"/>
                 <w:szCs w:val="24"/>
               </w:rPr>
-              <w:t xml:space="preserve">[Isi]</w:t>
+              <w:t>999</w:t>
             </w:r>
           </w:p>
         </w:tc>
@@ -5032,7 +5032,7 @@
                 <w:sz w:val="24"/>
                 <w:szCs w:val="24"/>
               </w:rPr>
-              <w:t xml:space="preserve">[Isi]</w:t>
+              <w:t>4 September 2026</w:t>
             </w:r>
           </w:p>
         </w:tc>
@@ -5060,7 +5060,7 @@
                 <w:sz w:val="24"/>
                 <w:szCs w:val="24"/>
               </w:rPr>
-              <w:t xml:space="preserve">[Isi]</w:t>
+              <w:t>Uji lapisan data: companies screener, company report, daily transaction, quarterly financials, news</w:t>
             </w:r>
           </w:p>
         </w:tc>
@@ -5088,7 +5088,7 @@
                 <w:sz w:val="24"/>
                 <w:szCs w:val="24"/>
               </w:rPr>
-              <w:t xml:space="preserve">[Isi]</w:t>
+              <w:t>5</w:t>
             </w:r>
           </w:p>
         </w:tc>
@@ -5116,7 +5116,7 @@
                 <w:sz w:val="24"/>
                 <w:szCs w:val="24"/>
               </w:rPr>
-              <w:t xml:space="preserve">[Isi]</w:t>
+              <w:t>994</w:t>
             </w:r>
           </w:p>
         </w:tc>

--- a/docs/API Data Dictionary Sectors Hackathon.docx
+++ b/docs/API Data Dictionary Sectors Hackathon.docx
@@ -2210,7 +2210,7 @@
                 <w:sz w:val="24"/>
                 <w:szCs w:val="24"/>
               </w:rPr>
-              <w:t xml:space="preserve">Gabungan beberapa komponen rasio fundamental yang telah dinormalisasi dan diberi bobot, dinyatakan pada skala nol sampai seratus.</w:t>
+              <w:t>Rata-rata tertimbang dari persentil 5 komponen (dalam sub-sektor yang sama): ROE 25%, Margin Laba Bersih 20%, DER 20% (arah dibalik, rendah=baik), Margin Arus Kas Operasional 20%, ROA 15%. Skala 0-100. Emiten kehilangan &gt;1 komponen tidak diberi skor (data tidak memadai); kehilangan 1 komponen, bobot 4 komponen sisanya dinormalisasi ulang secara proporsional.</w:t>
             </w:r>
           </w:p>
         </w:tc>
@@ -2324,7 +2324,7 @@
                 <w:sz w:val="24"/>
                 <w:szCs w:val="24"/>
               </w:rPr>
-              <w:t xml:space="preserve">Nilai setiap rasio penyusun skor setelah normalisasi, disimpan terpisah agar asal-usul skor dapat ditelusuri.</w:t>
+              <w:t>Nilai persentil per komponen (ROE, ROA, Margin Laba Bersih, DER, Margin Arus Kas Operasional) dari section financials.historical_financial_ratio tahun fiskal terbaru, disimpan terpisah agar asal-usul Skor Komposit dapat ditelusuri per komponen.</w:t>
             </w:r>
           </w:p>
         </w:tc>

--- a/docs/API Data Dictionary Sectors Hackathon.docx
+++ b/docs/API Data Dictionary Sectors Hackathon.docx
@@ -5231,6 +5231,48 @@
                 <w:szCs w:val="24"/>
               </w:rPr>
               <w:t xml:space="preserve">[Isi]</w:t>
+            </w:r>
+          </w:p>
+        </w:tc>
+      </w:tr>
+      <w:tr>
+        <w:tc>
+          <w:tcPr>
+            <w:tcW w:type="dxa" w:w="1600"/>
+          </w:tcPr>
+          <w:p>
+            <w:r>
+              <w:t>4 September 2026</w:t>
+            </w:r>
+          </w:p>
+        </w:tc>
+        <w:tc>
+          <w:tcPr>
+            <w:tcW w:type="dxa" w:w="4200"/>
+          </w:tcPr>
+          <w:p>
+            <w:r>
+              <w:t>Uji F-01 Skor Komposit (BBCA + 7 peer bank: overview+financials target, screener, financials tiap peer)</w:t>
+            </w:r>
+          </w:p>
+        </w:tc>
+        <w:tc>
+          <w:tcPr>
+            <w:tcW w:type="dxa" w:w="1600"/>
+          </w:tcPr>
+          <w:p>
+            <w:r>
+              <w:t>10</w:t>
+            </w:r>
+          </w:p>
+        </w:tc>
+        <w:tc>
+          <w:tcPr>
+            <w:tcW w:type="dxa" w:w="1626"/>
+          </w:tcPr>
+          <w:p>
+            <w:r>
+              <w:t>984</w:t>
             </w:r>
           </w:p>
         </w:tc>

--- a/docs/API Data Dictionary Sectors Hackathon.docx
+++ b/docs/API Data Dictionary Sectors Hackathon.docx
@@ -5273,6 +5273,48 @@
           <w:p>
             <w:r>
               <w:t>984</w:t>
+            </w:r>
+          </w:p>
+        </w:tc>
+      </w:tr>
+      <w:tr>
+        <w:tc>
+          <w:tcPr>
+            <w:tcW w:type="dxa" w:w="1600"/>
+          </w:tcPr>
+          <w:p>
+            <w:r>
+              <w:t>4 September 2026</w:t>
+            </w:r>
+          </w:p>
+        </w:tc>
+        <w:tc>
+          <w:tcPr>
+            <w:tcW w:type="dxa" w:w="4200"/>
+          </w:tcPr>
+          <w:p>
+            <w:r>
+              <w:t>Uji F-02 Screener (10 bank, verifikasi konsistensi skor dengan F-01 + filter komponen)</w:t>
+            </w:r>
+          </w:p>
+        </w:tc>
+        <w:tc>
+          <w:tcPr>
+            <w:tcW w:type="dxa" w:w="1600"/>
+          </w:tcPr>
+          <w:p>
+            <w:r>
+              <w:t>3</w:t>
+            </w:r>
+          </w:p>
+        </w:tc>
+        <w:tc>
+          <w:tcPr>
+            <w:tcW w:type="dxa" w:w="1626"/>
+          </w:tcPr>
+          <w:p>
+            <w:r>
+              <w:t>981</w:t>
             </w:r>
           </w:p>
         </w:tc>

--- a/docs/API Data Dictionary Sectors Hackathon.docx
+++ b/docs/API Data Dictionary Sectors Hackathon.docx
@@ -5117,120 +5117,6 @@
                 <w:szCs w:val="24"/>
               </w:rPr>
               <w:t>994</w:t>
-            </w:r>
-          </w:p>
-        </w:tc>
-      </w:tr>
-      <w:tr>
-        <w:tc>
-          <w:tcPr>
-            <w:tcW w:type="dxa" w:w="1600"/>
-            <w:tcMar>
-              <w:top w:type="dxa" w:w="60"/>
-              <w:left w:type="dxa" w:w="100"/>
-              <w:bottom w:type="dxa" w:w="60"/>
-              <w:right w:type="dxa" w:w="100"/>
-            </w:tcMar>
-          </w:tcPr>
-          <w:p>
-            <w:pPr>
-              <w:spacing w:after="0" w:line="240"/>
-              <w:jc w:val="left"/>
-            </w:pPr>
-            <w:r>
-              <w:rPr>
-                <w:rFonts w:ascii="Times New Roman" w:cs="Times New Roman" w:eastAsia="Times New Roman" w:hAnsi="Times New Roman"/>
-                <w:b w:val="false"/>
-                <w:bCs w:val="false"/>
-                <w:color w:val="000000"/>
-                <w:sz w:val="24"/>
-                <w:szCs w:val="24"/>
-              </w:rPr>
-              <w:t xml:space="preserve">[Isi]</w:t>
-            </w:r>
-          </w:p>
-        </w:tc>
-        <w:tc>
-          <w:tcPr>
-            <w:tcW w:type="dxa" w:w="4200"/>
-            <w:tcMar>
-              <w:top w:type="dxa" w:w="60"/>
-              <w:left w:type="dxa" w:w="100"/>
-              <w:bottom w:type="dxa" w:w="60"/>
-              <w:right w:type="dxa" w:w="100"/>
-            </w:tcMar>
-          </w:tcPr>
-          <w:p>
-            <w:pPr>
-              <w:spacing w:after="0" w:line="240"/>
-              <w:jc w:val="left"/>
-            </w:pPr>
-            <w:r>
-              <w:rPr>
-                <w:rFonts w:ascii="Times New Roman" w:cs="Times New Roman" w:eastAsia="Times New Roman" w:hAnsi="Times New Roman"/>
-                <w:b w:val="false"/>
-                <w:bCs w:val="false"/>
-                <w:color w:val="000000"/>
-                <w:sz w:val="24"/>
-                <w:szCs w:val="24"/>
-              </w:rPr>
-              <w:t xml:space="preserve">[Isi]</w:t>
-            </w:r>
-          </w:p>
-        </w:tc>
-        <w:tc>
-          <w:tcPr>
-            <w:tcW w:type="dxa" w:w="1600"/>
-            <w:tcMar>
-              <w:top w:type="dxa" w:w="60"/>
-              <w:left w:type="dxa" w:w="100"/>
-              <w:bottom w:type="dxa" w:w="60"/>
-              <w:right w:type="dxa" w:w="100"/>
-            </w:tcMar>
-          </w:tcPr>
-          <w:p>
-            <w:pPr>
-              <w:spacing w:after="0" w:line="240"/>
-              <w:jc w:val="left"/>
-            </w:pPr>
-            <w:r>
-              <w:rPr>
-                <w:rFonts w:ascii="Times New Roman" w:cs="Times New Roman" w:eastAsia="Times New Roman" w:hAnsi="Times New Roman"/>
-                <w:b w:val="false"/>
-                <w:bCs w:val="false"/>
-                <w:color w:val="000000"/>
-                <w:sz w:val="24"/>
-                <w:szCs w:val="24"/>
-              </w:rPr>
-              <w:t xml:space="preserve">[Isi]</w:t>
-            </w:r>
-          </w:p>
-        </w:tc>
-        <w:tc>
-          <w:tcPr>
-            <w:tcW w:type="dxa" w:w="1626"/>
-            <w:tcMar>
-              <w:top w:type="dxa" w:w="60"/>
-              <w:left w:type="dxa" w:w="100"/>
-              <w:bottom w:type="dxa" w:w="60"/>
-              <w:right w:type="dxa" w:w="100"/>
-            </w:tcMar>
-          </w:tcPr>
-          <w:p>
-            <w:pPr>
-              <w:spacing w:after="0" w:line="240"/>
-              <w:jc w:val="left"/>
-            </w:pPr>
-            <w:r>
-              <w:rPr>
-                <w:rFonts w:ascii="Times New Roman" w:cs="Times New Roman" w:eastAsia="Times New Roman" w:hAnsi="Times New Roman"/>
-                <w:b w:val="false"/>
-                <w:bCs w:val="false"/>
-                <w:color w:val="000000"/>
-                <w:sz w:val="24"/>
-                <w:szCs w:val="24"/>
-              </w:rPr>
-              <w:t xml:space="preserve">[Isi]</w:t>
             </w:r>
           </w:p>
         </w:tc>

--- a/docs/API Data Dictionary Sectors Hackathon.docx
+++ b/docs/API Data Dictionary Sectors Hackathon.docx
@@ -5191,6 +5191,48 @@
           <w:p>
             <w:r>
               <w:t>3</w:t>
+            </w:r>
+          </w:p>
+        </w:tc>
+        <w:tc>
+          <w:tcPr>
+            <w:tcW w:type="dxa" w:w="1626"/>
+          </w:tcPr>
+          <w:p>
+            <w:r>
+              <w:t>981</w:t>
+            </w:r>
+          </w:p>
+        </w:tc>
+      </w:tr>
+      <w:tr>
+        <w:tc>
+          <w:tcPr>
+            <w:tcW w:type="dxa" w:w="1600"/>
+          </w:tcPr>
+          <w:p>
+            <w:r>
+              <w:t>4 September 2026</w:t>
+            </w:r>
+          </w:p>
+        </w:tc>
+        <w:tc>
+          <w:tcPr>
+            <w:tcW w:type="dxa" w:w="4200"/>
+          </w:tcPr>
+          <w:p>
+            <w:r>
+              <w:t>Uji F-03 Perbandingan Peer (BBCA, 10 bank) -- seluruhnya dari cache F-01/F-02</w:t>
+            </w:r>
+          </w:p>
+        </w:tc>
+        <w:tc>
+          <w:tcPr>
+            <w:tcW w:type="dxa" w:w="1600"/>
+          </w:tcPr>
+          <w:p>
+            <w:r>
+              <w:t>0</w:t>
             </w:r>
           </w:p>
         </w:tc>

--- a/docs/API Data Dictionary Sectors Hackathon.docx
+++ b/docs/API Data Dictionary Sectors Hackathon.docx
@@ -5243,6 +5243,48 @@
           <w:p>
             <w:r>
               <w:t>981</w:t>
+            </w:r>
+          </w:p>
+        </w:tc>
+      </w:tr>
+      <w:tr>
+        <w:tc>
+          <w:tcPr>
+            <w:tcW w:type="dxa" w:w="1600"/>
+          </w:tcPr>
+          <w:p>
+            <w:r>
+              <w:t>4 September 2026</w:t>
+            </w:r>
+          </w:p>
+        </w:tc>
+        <w:tc>
+          <w:tcPr>
+            <w:tcW w:type="dxa" w:w="4200"/>
+          </w:tcPr>
+          <w:p>
+            <w:r>
+              <w:t>Uji visual frontend end-to-end: screener sub-sektor Transportation (12 emiten baru) + navigasi antar-peer</w:t>
+            </w:r>
+          </w:p>
+        </w:tc>
+        <w:tc>
+          <w:tcPr>
+            <w:tcW w:type="dxa" w:w="1600"/>
+          </w:tcPr>
+          <w:p>
+            <w:r>
+              <w:t>~15</w:t>
+            </w:r>
+          </w:p>
+        </w:tc>
+        <w:tc>
+          <w:tcPr>
+            <w:tcW w:type="dxa" w:w="1626"/>
+          </w:tcPr>
+          <w:p>
+            <w:r>
+              <w:t>~966</w:t>
             </w:r>
           </w:p>
         </w:tc>

--- a/docs/API Data Dictionary Sectors Hackathon.docx
+++ b/docs/API Data Dictionary Sectors Hackathon.docx
@@ -2666,7 +2666,7 @@
                 <w:sz w:val="24"/>
                 <w:szCs w:val="24"/>
               </w:rPr>
-              <w:t xml:space="preserve">Hasil pemeriksaan emiten terhadap kriteria kerangka investasi klasik yang dipilih pengguna.</w:t>
+              <w:t>Hasil evaluasi F-Score Adaptasi Piotroski (6 kriteria year-over-year: ROA positif, arus kas operasional positif, ROA naik, arus kas operasional &gt; laba bersih, DER turun, perputaran aset naik). Ditampilkan sebagai jumlah kriteria terpenuhi dari yang dapat dievaluasi, bukan anjuran.</w:t>
             </w:r>
           </w:p>
         </w:tc>
@@ -5285,6 +5285,48 @@
           <w:p>
             <w:r>
               <w:t>~966</w:t>
+            </w:r>
+          </w:p>
+        </w:tc>
+      </w:tr>
+      <w:tr>
+        <w:tc>
+          <w:tcPr>
+            <w:tcW w:type="dxa" w:w="1600"/>
+          </w:tcPr>
+          <w:p>
+            <w:r>
+              <w:t>4 September 2026</w:t>
+            </w:r>
+          </w:p>
+        </w:tc>
+        <w:tc>
+          <w:tcPr>
+            <w:tcW w:type="dxa" w:w="4200"/>
+          </w:tcPr>
+          <w:p>
+            <w:r>
+              <w:t>Implementasi F-04 (F-Score Adaptasi Piotroski) + uji visual: kunjungan halaman detail BBCA meng-expand cache sub-sektor Banks ke skala penuh (~25-48 emiten, groupSize naik dari 10 ke 25)</w:t>
+            </w:r>
+          </w:p>
+        </w:tc>
+        <w:tc>
+          <w:tcPr>
+            <w:tcW w:type="dxa" w:w="1600"/>
+          </w:tcPr>
+          <w:p>
+            <w:r>
+              <w:t>19</w:t>
+            </w:r>
+          </w:p>
+        </w:tc>
+        <w:tc>
+          <w:tcPr>
+            <w:tcW w:type="dxa" w:w="1626"/>
+          </w:tcPr>
+          <w:p>
+            <w:r>
+              <w:t>947</w:t>
             </w:r>
           </w:p>
         </w:tc>

--- a/docs/API Data Dictionary Sectors Hackathon.docx
+++ b/docs/API Data Dictionary Sectors Hackathon.docx
@@ -5317,6 +5317,48 @@
           <w:p>
             <w:r>
               <w:t>19</w:t>
+            </w:r>
+          </w:p>
+        </w:tc>
+        <w:tc>
+          <w:tcPr>
+            <w:tcW w:type="dxa" w:w="1626"/>
+          </w:tcPr>
+          <w:p>
+            <w:r>
+              <w:t>947</w:t>
+            </w:r>
+          </w:p>
+        </w:tc>
+      </w:tr>
+      <w:tr>
+        <w:tc>
+          <w:tcPr>
+            <w:tcW w:type="dxa" w:w="1600"/>
+          </w:tcPr>
+          <w:p>
+            <w:r>
+              <w:t>4 September 2026</w:t>
+            </w:r>
+          </w:p>
+        </w:tc>
+        <w:tc>
+          <w:tcPr>
+            <w:tcW w:type="dxa" w:w="4200"/>
+          </w:tcPr>
+          <w:p>
+            <w:r>
+              <w:t>Implementasi F-05 (kamus istilah, konteks AI, panel tanya jawab) -- seluruhnya dari cache BBCA/Banks yang sudah ada, tidak ada panggilan Sectors baru</w:t>
+            </w:r>
+          </w:p>
+        </w:tc>
+        <w:tc>
+          <w:tcPr>
+            <w:tcW w:type="dxa" w:w="1600"/>
+          </w:tcPr>
+          <w:p>
+            <w:r>
+              <w:t>0</w:t>
             </w:r>
           </w:p>
         </w:tc>

--- a/docs/API Data Dictionary Sectors Hackathon.docx
+++ b/docs/API Data Dictionary Sectors Hackathon.docx
@@ -2780,7 +2780,7 @@
                 <w:sz w:val="24"/>
                 <w:szCs w:val="24"/>
               </w:rPr>
-              <w:t xml:space="preserve">Penanda bahwa nilai volume atau harga terkini menyimpang melampaui ambang tertentu dari sebaran historisnya.</w:t>
+              <w:t>Z-score volume dan perubahan harga harian terhadap baseline historis emiten itu sendiri (bukan dibanding emiten lain), min. 10 hari data. Ambang: |z| &gt; 2 standar deviasi. Faktual murni -- tidak menyatakan penyebab atau perkiraan kelanjutan pergerakan. Bila anomali terdeteksi, ditampilkan hingga 5 berita terkait sebagai kemungkinan konteks (bukan klaim sebab-akibat).</w:t>
             </w:r>
           </w:p>
         </w:tc>

--- a/docs/API Data Dictionary Sectors Hackathon.docx
+++ b/docs/API Data Dictionary Sectors Hackathon.docx
@@ -2894,7 +2894,7 @@
                 <w:sz w:val="24"/>
                 <w:szCs w:val="24"/>
               </w:rPr>
-              <w:t xml:space="preserve">Penanda keberadaan pola candlestick tertentu pada suatu tanggal, beserta kategori pola tersebut.</w:t>
+              <w:t>12 pola candlestick baku (doji, hammer, engulfing, harami, morning/evening star, three white soldiers/black crows, dst.) dideteksi via library technicalindicators, discan per tanggal atas 90 hari data harga terakhir. Setiap penanda menyimpan kategori (reversal-bullish/reversal-bearish/indecision) dan definisi baku, disertai peringatan keandalan bervariasi.</w:t>
             </w:r>
           </w:p>
         </w:tc>
@@ -5349,6 +5349,48 @@
           <w:p>
             <w:r>
               <w:t>Implementasi F-05 (kamus istilah, konteks AI, panel tanya jawab) -- seluruhnya dari cache BBCA/Banks yang sudah ada, tidak ada panggilan Sectors baru</w:t>
+            </w:r>
+          </w:p>
+        </w:tc>
+        <w:tc>
+          <w:tcPr>
+            <w:tcW w:type="dxa" w:w="1600"/>
+          </w:tcPr>
+          <w:p>
+            <w:r>
+              <w:t>0</w:t>
+            </w:r>
+          </w:p>
+        </w:tc>
+        <w:tc>
+          <w:tcPr>
+            <w:tcW w:type="dxa" w:w="1626"/>
+          </w:tcPr>
+          <w:p>
+            <w:r>
+              <w:t>947</w:t>
+            </w:r>
+          </w:p>
+        </w:tc>
+      </w:tr>
+      <w:tr>
+        <w:tc>
+          <w:tcPr>
+            <w:tcW w:type="dxa" w:w="1600"/>
+          </w:tcPr>
+          <w:p>
+            <w:r>
+              <w:t>4 September 2026</w:t>
+            </w:r>
+          </w:p>
+        </w:tc>
+        <w:tc>
+          <w:tcPr>
+            <w:tcW w:type="dxa" w:w="4200"/>
+          </w:tcPr>
+          <w:p>
+            <w:r>
+              <w:t>Implementasi F-07 (pola candlestick) + grafik harga -- seluruhnya dari cache BBCA yang sudah ada</w:t>
             </w:r>
           </w:p>
         </w:tc>

--- a/docs/API Data Dictionary Sectors Hackathon.docx
+++ b/docs/API Data Dictionary Sectors Hackathon.docx
@@ -3008,7 +3008,7 @@
                 <w:sz w:val="24"/>
                 <w:szCs w:val="24"/>
               </w:rPr>
-              <w:t xml:space="preserve">Nilai rata-rata bergerak dan indeks kekuatan relatif pada suatu tanggal.</w:t>
+              <w:t>MA10 dan MA20 (rata-rata penutupan 10/20 hari) serta RSI14 (indeks kekuatan relatif 14 hari), dihitung via library technicalindicators dari data harga yang sama dengan F-06/F-07 (tidak ada panggilan data baru). Digambar pada grafik yang sama dengan candlestick, RSI pada panel terpisah karena skalanya 0-100.</w:t>
             </w:r>
           </w:p>
         </w:tc>
@@ -5391,6 +5391,48 @@
           <w:p>
             <w:r>
               <w:t>Implementasi F-07 (pola candlestick) + grafik harga -- seluruhnya dari cache BBCA yang sudah ada</w:t>
+            </w:r>
+          </w:p>
+        </w:tc>
+        <w:tc>
+          <w:tcPr>
+            <w:tcW w:type="dxa" w:w="1600"/>
+          </w:tcPr>
+          <w:p>
+            <w:r>
+              <w:t>0</w:t>
+            </w:r>
+          </w:p>
+        </w:tc>
+        <w:tc>
+          <w:tcPr>
+            <w:tcW w:type="dxa" w:w="1626"/>
+          </w:tcPr>
+          <w:p>
+            <w:r>
+              <w:t>947</w:t>
+            </w:r>
+          </w:p>
+        </w:tc>
+      </w:tr>
+      <w:tr>
+        <w:tc>
+          <w:tcPr>
+            <w:tcW w:type="dxa" w:w="1600"/>
+          </w:tcPr>
+          <w:p>
+            <w:r>
+              <w:t>4 September 2026</w:t>
+            </w:r>
+          </w:p>
+        </w:tc>
+        <w:tc>
+          <w:tcPr>
+            <w:tcW w:type="dxa" w:w="4200"/>
+          </w:tcPr>
+          <w:p>
+            <w:r>
+              <w:t>Implementasi F-08 (MA10/MA20 + RSI14) -- seluruhnya dari cache BBCA yang sudah ada</w:t>
             </w:r>
           </w:p>
         </w:tc>

--- a/docs/API Data Dictionary Sectors Hackathon.docx
+++ b/docs/API Data Dictionary Sectors Hackathon.docx
@@ -3041,6 +3041,48 @@
           </w:p>
         </w:tc>
       </w:tr>
+      <w:tr>
+        <w:tc>
+          <w:tcPr>
+            <w:tcW w:type="dxa" w:w="850"/>
+          </w:tcPr>
+          <w:p>
+            <w:r>
+              <w:t>D-09</w:t>
+            </w:r>
+          </w:p>
+        </w:tc>
+        <w:tc>
+          <w:tcPr>
+            <w:tcW w:type="dxa" w:w="2124"/>
+          </w:tcPr>
+          <w:p>
+            <w:r>
+              <w:t>Kemiripan Pola Lintas Saham</w:t>
+            </w:r>
+          </w:p>
+        </w:tc>
+        <w:tc>
+          <w:tcPr>
+            <w:tcW w:type="dxa" w:w="4672"/>
+          </w:tcPr>
+          <w:p>
+            <w:r>
+              <w:t>Skor kemiripan (0-1) antara bentuk pergerakan harga 20 hari terakhir emiten dengan window 20 hari pada emiten lain di sub-sektor sama (jarak Euclidean atas harga ternormalisasi), beserta perubahan harga N hari setelah window pembanding tersebut. Fitur opsional (F-09/P4), disajikan sebagai laporan historis dengan peringatan eksplisit bahwa kemiripan masa lalu tidak menjamin pengulangan.</w:t>
+            </w:r>
+          </w:p>
+        </w:tc>
+        <w:tc>
+          <w:tcPr>
+            <w:tcW w:type="dxa" w:w="1380"/>
+          </w:tcPr>
+          <w:p>
+            <w:r>
+              <w:t>E-03</w:t>
+            </w:r>
+          </w:p>
+        </w:tc>
+      </w:tr>
     </w:tbl>
     <w:p>
       <w:pPr>
@@ -5453,6 +5495,48 @@
           <w:p>
             <w:r>
               <w:t>947</w:t>
+            </w:r>
+          </w:p>
+        </w:tc>
+      </w:tr>
+      <w:tr>
+        <w:tc>
+          <w:tcPr>
+            <w:tcW w:type="dxa" w:w="1600"/>
+          </w:tcPr>
+          <w:p>
+            <w:r>
+              <w:t>4 September 2026</w:t>
+            </w:r>
+          </w:p>
+        </w:tc>
+        <w:tc>
+          <w:tcPr>
+            <w:tcW w:type="dxa" w:w="4200"/>
+          </w:tcPr>
+          <w:p>
+            <w:r>
+              <w:t>Implementasi F-09 (kemiripan pola lintas saham) -- uji dengan 10 kandidat peer Banks</w:t>
+            </w:r>
+          </w:p>
+        </w:tc>
+        <w:tc>
+          <w:tcPr>
+            <w:tcW w:type="dxa" w:w="1600"/>
+          </w:tcPr>
+          <w:p>
+            <w:r>
+              <w:t>~1</w:t>
+            </w:r>
+          </w:p>
+        </w:tc>
+        <w:tc>
+          <w:tcPr>
+            <w:tcW w:type="dxa" w:w="1626"/>
+          </w:tcPr>
+          <w:p>
+            <w:r>
+              <w:t>~946</w:t>
             </w:r>
           </w:p>
         </w:tc>

--- a/docs/API Data Dictionary Sectors Hackathon.docx
+++ b/docs/API Data Dictionary Sectors Hackathon.docx
@@ -4678,6 +4678,11 @@
       </w:r>
     </w:p>
     <w:p>
+      <w:r>
+        <w:t>Catatan: angka pada kolom Kredit Terpakai untuk entri sebelum baris eksplorasi Food &amp; Beverage bertanda ~ adalah estimasi manual berdasarkan jumlah panggilan API yang dilakukan, bukan hasil pembacaan langsung dari dashboard Sectors. Entri berikutnya diverifikasi terhadap usage-log CSV resmi dari dashboard.</w:t>
+      </w:r>
+    </w:p>
+    <w:p>
       <w:pPr>
         <w:spacing w:after="120"/>
       </w:pPr>
@@ -5537,6 +5542,48 @@
           <w:p>
             <w:r>
               <w:t>~946</w:t>
+            </w:r>
+          </w:p>
+        </w:tc>
+      </w:tr>
+      <w:tr>
+        <w:tc>
+          <w:tcPr>
+            <w:tcW w:type="dxa" w:w="1600"/>
+          </w:tcPr>
+          <w:p>
+            <w:r>
+              <w:t>4 September 2026</w:t>
+            </w:r>
+          </w:p>
+        </w:tc>
+        <w:tc>
+          <w:tcPr>
+            <w:tcW w:type="dxa" w:w="4200"/>
+          </w:tcPr>
+          <w:p>
+            <w:r>
+              <w:t>Eksplorasi manual oleh pengerja (screener sub-sektor Food &amp; Beverage ~19 emiten + beberapa daily bank) -- terverifikasi via usage-log CSV resmi dari dashboard Sectors, bukan estimasi.</w:t>
+            </w:r>
+          </w:p>
+        </w:tc>
+        <w:tc>
+          <w:tcPr>
+            <w:tcW w:type="dxa" w:w="1600"/>
+          </w:tcPr>
+          <w:p>
+            <w:r>
+              <w:t>24 (dari 24 baris log CSV yang diberikan; log CSV hanya memuat aktivitas terbaru, bukan riwayat penuh)</w:t>
+            </w:r>
+          </w:p>
+        </w:tc>
+        <w:tc>
+          <w:tcPr>
+            <w:tcW w:type="dxa" w:w="1626"/>
+          </w:tcPr>
+          <w:p>
+            <w:r>
+              <w:t>Lihat catatan</w:t>
             </w:r>
           </w:p>
         </w:tc>

--- a/docs/API Data Dictionary Sectors Hackathon.docx
+++ b/docs/API Data Dictionary Sectors Hackathon.docx
@@ -1923,6 +1923,162 @@
           </w:p>
         </w:tc>
       </w:tr>
+      <w:tr>
+        <w:tc>
+          <w:tcPr>
+            <w:tcW w:type="dxa" w:w="850"/>
+          </w:tcPr>
+          <w:p>
+            <w:r>
+              <w:t>E-10</w:t>
+            </w:r>
+          </w:p>
+        </w:tc>
+        <w:tc>
+          <w:tcPr>
+            <w:tcW w:type="dxa" w:w="2336"/>
+          </w:tcPr>
+          <w:p>
+            <w:r>
+              <w:t>GET /v2/index-daily/{index_code}/ (Index Daily)</w:t>
+            </w:r>
+          </w:p>
+        </w:tc>
+        <w:tc>
+          <w:tcPr>
+            <w:tcW w:type="dxa" w:w="2549"/>
+          </w:tcPr>
+          <w:p>
+            <w:r>
+              <w:t>Harga penutupan indeks (IHSG dkk.) harian, dipakai untuk widget ringkasan pasar di halaman utama.</w:t>
+            </w:r>
+          </w:p>
+        </w:tc>
+        <w:tc>
+          <w:tcPr>
+            <w:tcW w:type="dxa" w:w="2018"/>
+          </w:tcPr>
+          <w:p>
+            <w:r>
+              <w:t>Halaman utama (market overview)</w:t>
+            </w:r>
+          </w:p>
+        </w:tc>
+        <w:tc>
+          <w:tcPr>
+            <w:tcW w:type="dxa" w:w="1273"/>
+          </w:tcPr>
+          <w:p>
+            <w:r>
+              <w:t>1 kredit per panggilan.</w:t>
+            </w:r>
+          </w:p>
+        </w:tc>
+      </w:tr>
+      <w:tr>
+        <w:tc>
+          <w:tcPr>
+            <w:tcW w:type="dxa" w:w="850"/>
+          </w:tcPr>
+          <w:p>
+            <w:r>
+              <w:t>E-11</w:t>
+            </w:r>
+          </w:p>
+        </w:tc>
+        <w:tc>
+          <w:tcPr>
+            <w:tcW w:type="dxa" w:w="2336"/>
+          </w:tcPr>
+          <w:p>
+            <w:r>
+              <w:t>GET /v2/idx-total/ (IDX Market Summary)</w:t>
+            </w:r>
+          </w:p>
+        </w:tc>
+        <w:tc>
+          <w:tcPr>
+            <w:tcW w:type="dxa" w:w="2549"/>
+          </w:tcPr>
+          <w:p>
+            <w:r>
+              <w:t>Total kapitalisasi pasar IDX harian, dipakai untuk widget ringkasan pasar.</w:t>
+            </w:r>
+          </w:p>
+        </w:tc>
+        <w:tc>
+          <w:tcPr>
+            <w:tcW w:type="dxa" w:w="2018"/>
+          </w:tcPr>
+          <w:p>
+            <w:r>
+              <w:t>Halaman utama (market overview)</w:t>
+            </w:r>
+          </w:p>
+        </w:tc>
+        <w:tc>
+          <w:tcPr>
+            <w:tcW w:type="dxa" w:w="1273"/>
+          </w:tcPr>
+          <w:p>
+            <w:r>
+              <w:t>1 kredit per panggilan.</w:t>
+            </w:r>
+          </w:p>
+        </w:tc>
+      </w:tr>
+      <w:tr>
+        <w:tc>
+          <w:tcPr>
+            <w:tcW w:type="dxa" w:w="850"/>
+          </w:tcPr>
+          <w:p>
+            <w:r>
+              <w:t>E-12</w:t>
+            </w:r>
+          </w:p>
+        </w:tc>
+        <w:tc>
+          <w:tcPr>
+            <w:tcW w:type="dxa" w:w="2336"/>
+          </w:tcPr>
+          <w:p>
+            <w:r>
+              <w:t>GET /v2/companies/top-changes/ (Top Company Movers)</w:t>
+            </w:r>
+          </w:p>
+        </w:tc>
+        <w:tc>
+          <w:tcPr>
+            <w:tcW w:type="dxa" w:w="2549"/>
+          </w:tcPr>
+          <w:p>
+            <w:r>
+              <w:t>Top gainers/losers harian, dipakai untuk widget ringkasan pasar.</w:t>
+            </w:r>
+          </w:p>
+        </w:tc>
+        <w:tc>
+          <w:tcPr>
+            <w:tcW w:type="dxa" w:w="2018"/>
+          </w:tcPr>
+          <w:p>
+            <w:r>
+              <w:t>Halaman utama (market overview)</w:t>
+            </w:r>
+          </w:p>
+        </w:tc>
+        <w:tc>
+          <w:tcPr>
+            <w:tcW w:type="dxa" w:w="1273"/>
+          </w:tcPr>
+          <w:p>
+            <w:r>
+              <w:t>1 kredit per kombinasi klasifikasi x periode (2 kredit untuk gainers+losers periode 1D).</w:t>
+            </w:r>
+          </w:p>
+        </w:tc>
+      </w:tr>
     </w:tbl>
     <w:p>
       <w:pPr>
@@ -5584,6 +5740,48 @@
           <w:p>
             <w:r>
               <w:t>Lihat catatan</w:t>
+            </w:r>
+          </w:p>
+        </w:tc>
+      </w:tr>
+      <w:tr>
+        <w:tc>
+          <w:tcPr>
+            <w:tcW w:type="dxa" w:w="1600"/>
+          </w:tcPr>
+          <w:p>
+            <w:r>
+              <w:t>4 September 2026</w:t>
+            </w:r>
+          </w:p>
+        </w:tc>
+        <w:tc>
+          <w:tcPr>
+            <w:tcW w:type="dxa" w:w="4200"/>
+          </w:tcPr>
+          <w:p>
+            <w:r>
+              <w:t>Widget market overview (IHSG + kapitalisasi pasar + top gainers/losers) di halaman utama</w:t>
+            </w:r>
+          </w:p>
+        </w:tc>
+        <w:tc>
+          <w:tcPr>
+            <w:tcW w:type="dxa" w:w="1600"/>
+          </w:tcPr>
+          <w:p>
+            <w:r>
+              <w:t>4</w:t>
+            </w:r>
+          </w:p>
+        </w:tc>
+        <w:tc>
+          <w:tcPr>
+            <w:tcW w:type="dxa" w:w="1626"/>
+          </w:tcPr>
+          <w:p>
+            <w:r>
+              <w:t>~942</w:t>
             </w:r>
           </w:p>
         </w:tc>

--- a/docs/API Data Dictionary Sectors Hackathon.docx
+++ b/docs/API Data Dictionary Sectors Hackathon.docx
@@ -5782,6 +5782,48 @@
           <w:p>
             <w:r>
               <w:t>~942</w:t>
+            </w:r>
+          </w:p>
+        </w:tc>
+      </w:tr>
+      <w:tr>
+        <w:tc>
+          <w:tcPr>
+            <w:tcW w:type="dxa" w:w="1600"/>
+          </w:tcPr>
+          <w:p>
+            <w:r>
+              <w:t>4 September 2026</w:t>
+            </w:r>
+          </w:p>
+        </w:tc>
+        <w:tc>
+          <w:tcPr>
+            <w:tcW w:type="dxa" w:w="4200"/>
+          </w:tcPr>
+          <w:p>
+            <w:r>
+              <w:t>REKONSILIASI FINAL dari dashboard Sectors (Plans &amp; Usage): 195 request periode ini, 100% success. Seluruh estimasi manual di atas baris ini TIDAK AKURAT (total tercatat manual ~58, realita 195) -- gunakan angka dashboard sebagai kebenaran, bukan log manual di atas.</w:t>
+            </w:r>
+          </w:p>
+        </w:tc>
+        <w:tc>
+          <w:tcPr>
+            <w:tcW w:type="dxa" w:w="1600"/>
+          </w:tcPr>
+          <w:p>
+            <w:r>
+              <w:t>195 (aktual, dari dashboard)</w:t>
+            </w:r>
+          </w:p>
+        </w:tc>
+        <w:tc>
+          <w:tcPr>
+            <w:tcW w:type="dxa" w:w="1626"/>
+          </w:tcPr>
+          <w:p>
+            <w:r>
+              <w:t>805 (aktual, dari dashboard, expires 30 Sep 2026)</w:t>
             </w:r>
           </w:p>
         </w:tc>

--- a/docs/API Data Dictionary Sectors Hackathon.docx
+++ b/docs/API Data Dictionary Sectors Hackathon.docx
@@ -2079,6 +2079,58 @@
           </w:p>
         </w:tc>
       </w:tr>
+      <w:tr>
+        <w:tc>
+          <w:tcPr>
+            <w:tcW w:type="dxa" w:w="850"/>
+          </w:tcPr>
+          <w:p>
+            <w:r>
+              <w:t>E-13</w:t>
+            </w:r>
+          </w:p>
+        </w:tc>
+        <w:tc>
+          <w:tcPr>
+            <w:tcW w:type="dxa" w:w="2336"/>
+          </w:tcPr>
+          <w:p>
+            <w:r>
+              <w:t>GET /v2/news/ (extension=idx, tanpa filter simbol)</w:t>
+            </w:r>
+          </w:p>
+        </w:tc>
+        <w:tc>
+          <w:tcPr>
+            <w:tcW w:type="dxa" w:w="2549"/>
+          </w:tcPr>
+          <w:p>
+            <w:r>
+              <w:t>Berita pasar umum untuk dashboard dan halaman /berita.</w:t>
+            </w:r>
+          </w:p>
+        </w:tc>
+        <w:tc>
+          <w:tcPr>
+            <w:tcW w:type="dxa" w:w="2018"/>
+          </w:tcPr>
+          <w:p>
+            <w:r>
+              <w:t>Dashboard, halaman Berita</w:t>
+            </w:r>
+          </w:p>
+        </w:tc>
+        <w:tc>
+          <w:tcPr>
+            <w:tcW w:type="dxa" w:w="1273"/>
+          </w:tcPr>
+          <w:p>
+            <w:r>
+              <w:t>1 kredit per panggilan.</w:t>
+            </w:r>
+          </w:p>
+        </w:tc>
+      </w:tr>
     </w:tbl>
     <w:p>
       <w:pPr>
@@ -5824,6 +5876,48 @@
           <w:p>
             <w:r>
               <w:t>805 (aktual, dari dashboard, expires 30 Sep 2026)</w:t>
+            </w:r>
+          </w:p>
+        </w:tc>
+      </w:tr>
+      <w:tr>
+        <w:tc>
+          <w:tcPr>
+            <w:tcW w:type="dxa" w:w="1600"/>
+          </w:tcPr>
+          <w:p>
+            <w:r>
+              <w:t>4 September 2026</w:t>
+            </w:r>
+          </w:p>
+        </w:tc>
+        <w:tc>
+          <w:tcPr>
+            <w:tcW w:type="dxa" w:w="4200"/>
+          </w:tcPr>
+          <w:p>
+            <w:r>
+              <w:t>Desain ulang UI tahap 1: dashboard ala Sectors.app (hero search + IHSG + berita), pencarian instan client-side ala TradingView (index 962 emiten di-fetch sekali), halaman berita ala IDX (/berita).</w:t>
+            </w:r>
+          </w:p>
+        </w:tc>
+        <w:tc>
+          <w:tcPr>
+            <w:tcW w:type="dxa" w:w="1600"/>
+          </w:tcPr>
+          <w:p>
+            <w:r>
+              <w:t>~10</w:t>
+            </w:r>
+          </w:p>
+        </w:tc>
+        <w:tc>
+          <w:tcPr>
+            <w:tcW w:type="dxa" w:w="1626"/>
+          </w:tcPr>
+          <w:p>
+            <w:r>
+              <w:t>~930</w:t>
             </w:r>
           </w:p>
         </w:tc>

--- a/docs/API Data Dictionary Sectors Hackathon.docx
+++ b/docs/API Data Dictionary Sectors Hackathon.docx
@@ -2131,6 +2131,58 @@
           </w:p>
         </w:tc>
       </w:tr>
+      <w:tr>
+        <w:tc>
+          <w:tcPr>
+            <w:tcW w:type="dxa" w:w="850"/>
+          </w:tcPr>
+          <w:p>
+            <w:r>
+              <w:t>E-14</w:t>
+            </w:r>
+          </w:p>
+        </w:tc>
+        <w:tc>
+          <w:tcPr>
+            <w:tcW w:type="dxa" w:w="2336"/>
+          </w:tcPr>
+          <w:p>
+            <w:r>
+              <w:t>GET /v2/most-traded/ (Most Traded Stocks)</w:t>
+            </w:r>
+          </w:p>
+        </w:tc>
+        <w:tc>
+          <w:tcPr>
+            <w:tcW w:type="dxa" w:w="2549"/>
+          </w:tcPr>
+          <w:p>
+            <w:r>
+              <w:t>Saham dengan volume transaksi tertinggi hari ini, untuk tab "Teraktif" di widget dashboard.</w:t>
+            </w:r>
+          </w:p>
+        </w:tc>
+        <w:tc>
+          <w:tcPr>
+            <w:tcW w:type="dxa" w:w="2018"/>
+          </w:tcPr>
+          <w:p>
+            <w:r>
+              <w:t>Halaman utama (market overview)</w:t>
+            </w:r>
+          </w:p>
+        </w:tc>
+        <w:tc>
+          <w:tcPr>
+            <w:tcW w:type="dxa" w:w="1273"/>
+          </w:tcPr>
+          <w:p>
+            <w:r>
+              <w:t>2 kredit per panggilan.</w:t>
+            </w:r>
+          </w:p>
+        </w:tc>
+      </w:tr>
     </w:tbl>
     <w:p>
       <w:pPr>
@@ -5918,6 +5970,48 @@
           <w:p>
             <w:r>
               <w:t>~930</w:t>
+            </w:r>
+          </w:p>
+        </w:tc>
+      </w:tr>
+      <w:tr>
+        <w:tc>
+          <w:tcPr>
+            <w:tcW w:type="dxa" w:w="1600"/>
+          </w:tcPr>
+          <w:p>
+            <w:r>
+              <w:t>4 September 2026</w:t>
+            </w:r>
+          </w:p>
+        </w:tc>
+        <w:tc>
+          <w:tcPr>
+            <w:tcW w:type="dxa" w:w="4200"/>
+          </w:tcPr>
+          <w:p>
+            <w:r>
+              <w:t>Perapatan dashboard tahap 3: strip 5 indeks (LQ45/IDX30/KOMPAS100/IDXBUMN20/SRI-KEHATI), performance snapshot IHSG 1D/7D/30D (dihitung client-side dari data yang sudah ada, 0 kredit tambahan), widget movers bertab Gainers/Losers/Teraktif -- setelah membandingkan langsung ke sectors.app dan idx.co.id, tampilan sebelumnya dinilai kurang padat dibanding referensi.</w:t>
+            </w:r>
+          </w:p>
+        </w:tc>
+        <w:tc>
+          <w:tcPr>
+            <w:tcW w:type="dxa" w:w="1600"/>
+          </w:tcPr>
+          <w:p>
+            <w:r>
+              <w:t>~13</w:t>
+            </w:r>
+          </w:p>
+        </w:tc>
+        <w:tc>
+          <w:tcPr>
+            <w:tcW w:type="dxa" w:w="1626"/>
+          </w:tcPr>
+          <w:p>
+            <w:r>
+              <w:t>~917</w:t>
             </w:r>
           </w:p>
         </w:tc>

--- a/docs/API Data Dictionary Sectors Hackathon.docx
+++ b/docs/API Data Dictionary Sectors Hackathon.docx
@@ -2183,6 +2183,58 @@
           </w:p>
         </w:tc>
       </w:tr>
+      <w:tr>
+        <w:tc>
+          <w:tcPr>
+            <w:tcW w:type="dxa" w:w="850"/>
+          </w:tcPr>
+          <w:p>
+            <w:r>
+              <w:t>E-15</w:t>
+            </w:r>
+          </w:p>
+        </w:tc>
+        <w:tc>
+          <w:tcPr>
+            <w:tcW w:type="dxa" w:w="2336"/>
+          </w:tcPr>
+          <w:p>
+            <w:r>
+              <w:t>GET /v2/news/ (extension=idx, symbols={symbol})</w:t>
+            </w:r>
+          </w:p>
+        </w:tc>
+        <w:tc>
+          <w:tcPr>
+            <w:tcW w:type="dxa" w:w="2549"/>
+          </w:tcPr>
+          <w:p>
+            <w:r>
+              <w:t>Berita yang menyebut satu emiten tertentu, beserta tag topik dan thumbnail dari sumber.</w:t>
+            </w:r>
+          </w:p>
+        </w:tc>
+        <w:tc>
+          <w:tcPr>
+            <w:tcW w:type="dxa" w:w="2018"/>
+          </w:tcPr>
+          <w:p>
+            <w:r>
+              <w:t>Kabar Emiten pada halaman detail emiten.</w:t>
+            </w:r>
+          </w:p>
+        </w:tc>
+        <w:tc>
+          <w:tcPr>
+            <w:tcW w:type="dxa" w:w="1273"/>
+          </w:tcPr>
+          <w:p>
+            <w:r>
+              <w:t>1 per panggilan, cache 6 jam.</w:t>
+            </w:r>
+          </w:p>
+        </w:tc>
+      </w:tr>
     </w:tbl>
     <w:p>
       <w:pPr>
@@ -6012,6 +6064,216 @@
           <w:p>
             <w:r>
               <w:t>~917</w:t>
+            </w:r>
+          </w:p>
+        </w:tc>
+      </w:tr>
+      <w:tr>
+        <w:tc>
+          <w:tcPr>
+            <w:tcW w:type="dxa" w:w="1600"/>
+          </w:tcPr>
+          <w:p>
+            <w:r>
+              <w:t>5 September 2026</w:t>
+            </w:r>
+          </w:p>
+        </w:tc>
+        <w:tc>
+          <w:tcPr>
+            <w:tcW w:type="dxa" w:w="4200"/>
+          </w:tcPr>
+          <w:p>
+            <w:r>
+              <w:t>Perluasan tabel emiten teramai dari 5 ke 8 baris (n_stock=8 membentuk kunci cache baru pada E-14).</w:t>
+            </w:r>
+          </w:p>
+        </w:tc>
+        <w:tc>
+          <w:tcPr>
+            <w:tcW w:type="dxa" w:w="1600"/>
+          </w:tcPr>
+          <w:p>
+            <w:r>
+              <w:t>~2</w:t>
+            </w:r>
+          </w:p>
+        </w:tc>
+        <w:tc>
+          <w:tcPr>
+            <w:tcW w:type="dxa" w:w="1626"/>
+          </w:tcPr>
+          <w:p>
+            <w:r>
+              <w:t>~915</w:t>
+            </w:r>
+          </w:p>
+        </w:tc>
+      </w:tr>
+      <w:tr>
+        <w:tc>
+          <w:tcPr>
+            <w:tcW w:type="dxa" w:w="1600"/>
+          </w:tcPr>
+          <w:p>
+            <w:r>
+              <w:t>5 September 2026</w:t>
+            </w:r>
+          </w:p>
+        </w:tc>
+        <w:tc>
+          <w:tcPr>
+            <w:tcW w:type="dxa" w:w="4200"/>
+          </w:tcPr>
+          <w:p>
+            <w:r>
+              <w:t>Pemindaian anomali lintas 5 emiten teramai (E-03, satu daily series per simbol, cache 24 jam).</w:t>
+            </w:r>
+          </w:p>
+        </w:tc>
+        <w:tc>
+          <w:tcPr>
+            <w:tcW w:type="dxa" w:w="1600"/>
+          </w:tcPr>
+          <w:p>
+            <w:r>
+              <w:t>~5</w:t>
+            </w:r>
+          </w:p>
+        </w:tc>
+        <w:tc>
+          <w:tcPr>
+            <w:tcW w:type="dxa" w:w="1626"/>
+          </w:tcPr>
+          <w:p>
+            <w:r>
+              <w:t>~910</w:t>
+            </w:r>
+          </w:p>
+        </w:tc>
+      </w:tr>
+      <w:tr>
+        <w:tc>
+          <w:tcPr>
+            <w:tcW w:type="dxa" w:w="1600"/>
+          </w:tcPr>
+          <w:p>
+            <w:r>
+              <w:t>5 September 2026</w:t>
+            </w:r>
+          </w:p>
+        </w:tc>
+        <w:tc>
+          <w:tcPr>
+            <w:tcW w:type="dxa" w:w="4200"/>
+          </w:tcPr>
+          <w:p>
+            <w:r>
+              <w:t>Kemiripan pola BBCA dijalankan atas permintaan (E-03 untuk emiten pembanding).</w:t>
+            </w:r>
+          </w:p>
+        </w:tc>
+        <w:tc>
+          <w:tcPr>
+            <w:tcW w:type="dxa" w:w="1600"/>
+          </w:tcPr>
+          <w:p>
+            <w:r>
+              <w:t>~15</w:t>
+            </w:r>
+          </w:p>
+        </w:tc>
+        <w:tc>
+          <w:tcPr>
+            <w:tcW w:type="dxa" w:w="1626"/>
+          </w:tcPr>
+          <w:p>
+            <w:r>
+              <w:t>~895</w:t>
+            </w:r>
+          </w:p>
+        </w:tc>
+      </w:tr>
+      <w:tr>
+        <w:tc>
+          <w:tcPr>
+            <w:tcW w:type="dxa" w:w="1600"/>
+          </w:tcPr>
+          <w:p>
+            <w:r>
+              <w:t>5 September 2026</w:t>
+            </w:r>
+          </w:p>
+        </w:tc>
+        <w:tc>
+          <w:tcPr>
+            <w:tcW w:type="dxa" w:w="4200"/>
+          </w:tcPr>
+          <w:p>
+            <w:r>
+              <w:t>Pemuatan halaman detail emiten BBRI untuk menguji halaman pada emiten kedua.</w:t>
+            </w:r>
+          </w:p>
+        </w:tc>
+        <w:tc>
+          <w:tcPr>
+            <w:tcW w:type="dxa" w:w="1600"/>
+          </w:tcPr>
+          <w:p>
+            <w:r>
+              <w:t>~3</w:t>
+            </w:r>
+          </w:p>
+        </w:tc>
+        <w:tc>
+          <w:tcPr>
+            <w:tcW w:type="dxa" w:w="1626"/>
+          </w:tcPr>
+          <w:p>
+            <w:r>
+              <w:t>~892</w:t>
+            </w:r>
+          </w:p>
+        </w:tc>
+      </w:tr>
+      <w:tr>
+        <w:tc>
+          <w:tcPr>
+            <w:tcW w:type="dxa" w:w="1600"/>
+          </w:tcPr>
+          <w:p>
+            <w:r>
+              <w:t>5 September 2026</w:t>
+            </w:r>
+          </w:p>
+        </w:tc>
+        <w:tc>
+          <w:tcPr>
+            <w:tcW w:type="dxa" w:w="4200"/>
+          </w:tcPr>
+          <w:p>
+            <w:r>
+              <w:t>CATATAN: seluruh bagian baru halaman detail emiten (tabel multiples 5 tahun, grafik laba tahunan, statistik harga) berbiaya 0 kredit karena membaca ulang payload E-02/E-03 yang sudah di-cache.</w:t>
+            </w:r>
+          </w:p>
+        </w:tc>
+        <w:tc>
+          <w:tcPr>
+            <w:tcW w:type="dxa" w:w="1600"/>
+          </w:tcPr>
+          <w:p>
+            <w:r>
+              <w:t>0</w:t>
+            </w:r>
+          </w:p>
+        </w:tc>
+        <w:tc>
+          <w:tcPr>
+            <w:tcW w:type="dxa" w:w="1626"/>
+          </w:tcPr>
+          <w:p>
+            <w:r>
+              <w:t>~892</w:t>
             </w:r>
           </w:p>
         </w:tc>

--- a/docs/API Data Dictionary Sectors Hackathon.docx
+++ b/docs/API Data Dictionary Sectors Hackathon.docx
@@ -6274,6 +6274,258 @@
           <w:p>
             <w:r>
               <w:t>~892</w:t>
+            </w:r>
+          </w:p>
+        </w:tc>
+      </w:tr>
+      <w:tr>
+        <w:tc>
+          <w:tcPr>
+            <w:tcW w:type="dxa" w:w="1600"/>
+          </w:tcPr>
+          <w:p>
+            <w:r>
+              <w:t>5 September 2026</w:t>
+            </w:r>
+          </w:p>
+        </w:tc>
+        <w:tc>
+          <w:tcPr>
+            <w:tcW w:type="dxa" w:w="4200"/>
+          </w:tcPr>
+          <w:p>
+            <w:r>
+              <w:t>REKONSILIASI dari dashboard Sectors (Plans &amp; Usage), dibaca langsung oleh pengerja: kuota "Sectors Hackathon 2026" tersisa 453 (kedaluwarsa 30 Sep 2026); terdapat pool kedua "Credits" sebesar 700 (kedaluwarsa 4 Mar 2027) yang baru terpakai setelah kuota hackathon habis; 550 request tercatat pada periode ini. Estimasi manual pada baris-baris di atas (~892) meleset 439 kredit dari kenyataan. MULAI SEKARANG: jangan pakai estimasi manual sebagai dasar keputusan; baca dashboard sebelum sesi kerja besar.</w:t>
+            </w:r>
+          </w:p>
+        </w:tc>
+        <w:tc>
+          <w:tcPr>
+            <w:tcW w:type="dxa" w:w="1600"/>
+          </w:tcPr>
+          <w:p>
+            <w:r>
+              <w:t>352 sejak rekonsiliasi 4 Sep (805 -&gt; 453), aktual dari dashboard</w:t>
+            </w:r>
+          </w:p>
+        </w:tc>
+        <w:tc>
+          <w:tcPr>
+            <w:tcW w:type="dxa" w:w="1626"/>
+          </w:tcPr>
+          <w:p>
+            <w:r>
+              <w:t>453 kuota hackathon + 700 cadangan (aktual, dashboard)</w:t>
+            </w:r>
+          </w:p>
+        </w:tc>
+      </w:tr>
+      <w:tr>
+        <w:tc>
+          <w:tcPr>
+            <w:tcW w:type="dxa" w:w="1600"/>
+          </w:tcPr>
+          <w:p>
+            <w:r>
+              <w:t>5 September 2026</w:t>
+            </w:r>
+          </w:p>
+        </w:tc>
+        <w:tc>
+          <w:tcPr>
+            <w:tcW w:type="dxa" w:w="4200"/>
+          </w:tcPr>
+          <w:p>
+            <w:r>
+              <w:t>Perbaikan kebocoran kredit. (a) TTL cache default 24 jam -&gt; 30 hari; TTL widget pasar 6 jam -&gt; 24 jam; (b) dedup permintaan in-flight di sectorsClient -- sebelumnya dua panggilan paralel untuk URL sama sama-sama miss dan ditagih dua kali (terbukti di usage log 5 Sep 18:35: SUPA/SDRA/PNBS/PNBN/NOBU masing-masing 2x, 6 dari 25 kredit terbuang); (c) 329 file cache diperpanjang masa berlakunya, 32 di antaranya sudah kedaluwarsa dan akan menagih ulang; (d) setiap fetch nyata kini mencetak baris "[sectors] credit spent" ke log backend. UJI: 10 permintaan serentak URL sama = 1 kredit (dulu 5). 5 endpoint aplikasi termasuk screener bank penuh = 0 kredit.</w:t>
+            </w:r>
+          </w:p>
+        </w:tc>
+        <w:tc>
+          <w:tcPr>
+            <w:tcW w:type="dxa" w:w="1600"/>
+          </w:tcPr>
+          <w:p>
+            <w:r>
+              <w:t>1 (uji dedup, /v2/company/report/UNVR.JK/)</w:t>
+            </w:r>
+          </w:p>
+        </w:tc>
+        <w:tc>
+          <w:tcPr>
+            <w:tcW w:type="dxa" w:w="1626"/>
+          </w:tcPr>
+          <w:p>
+            <w:r>
+              <w:t>452 kuota hackathon + 700 cadangan</w:t>
+            </w:r>
+          </w:p>
+        </w:tc>
+      </w:tr>
+      <w:tr>
+        <w:tc>
+          <w:tcPr>
+            <w:tcW w:type="dxa" w:w="1600"/>
+          </w:tcPr>
+          <w:p>
+            <w:r>
+              <w:t>5 September 2026</w:t>
+            </w:r>
+          </w:p>
+        </w:tc>
+        <w:tc>
+          <w:tcPr>
+            <w:tcW w:type="dxa" w:w="4200"/>
+          </w:tcPr>
+          <w:p>
+            <w:r>
+              <w:t>Verifikasi independen skor komposit (docs/verifikasi/verify_score.py). Perhitungan seluruhnya dari cache = 0 kredit. Biaya yang tercatat berasal dari dua hal di luar perhitungan: overview BIRD.JK (1, untuk menentukan sub-sektornya) dan pembukaan halaman detail BBCA (3: daftar screener, harga harian, laporan gabungan). TEMUAN: panggilan berentang tanggal memakai todayIso()/daysAgoIso() sehingga URL-nya berubah setiap hari dan menghasilkan cache key baru — TTL berapa pun tidak menolong. Ini kebocoran kredit yang masih terbuka.</w:t>
+            </w:r>
+          </w:p>
+        </w:tc>
+        <w:tc>
+          <w:tcPr>
+            <w:tcW w:type="dxa" w:w="1600"/>
+          </w:tcPr>
+          <w:p>
+            <w:r>
+              <w:t>4</w:t>
+            </w:r>
+          </w:p>
+        </w:tc>
+        <w:tc>
+          <w:tcPr>
+            <w:tcW w:type="dxa" w:w="1626"/>
+          </w:tcPr>
+          <w:p>
+            <w:r>
+              <w:t>447 kuota hackathon (perkiraan; dashboard adalah rujukan)</w:t>
+            </w:r>
+          </w:p>
+        </w:tc>
+      </w:tr>
+      <w:tr>
+        <w:tc>
+          <w:tcPr>
+            <w:tcW w:type="dxa" w:w="1600"/>
+          </w:tcPr>
+          <w:p>
+            <w:r>
+              <w:t>5 September 2026</w:t>
+            </w:r>
+          </w:p>
+        </w:tc>
+        <w:tc>
+          <w:tcPr>
+            <w:tcW w:type="dxa" w:w="4200"/>
+          </w:tcPr>
+          <w:p>
+            <w:r>
+              <w:t>Penutupan kebocoran rentang tanggal. `end` tidak lagi dikirim sama sekali dan `start` di-snap ke awal pekan, diterapkan lewat helper baru recentRange() pada 11 pemanggil. Diverifikasi: /v2/daily, /v2/index-daily dan /v2/idx-total menerima start tanpa end dan mengembalikan bar TERBARU sampai hari bursa terakhir (62 bar untuk jendela 90 hari) — mengirim tanggal hari ini sebagai end tidak memberi manfaat apa pun, hanya mengganti cache key setiap hari. RINCIAN 23 KREDIT SESI INI: 1 uji dedup (UNVR), 1 overview BIRD, 3 halaman detail BBCA (masih kode lama), 3 probe endpoint tanpa end (1 di antaranya terbuang karena memakai format simbol BBCA.JK sedangkan aplikasi memakai BBCA polos), 9 migrasi sekali jalan ke URL baru (8 simbol ticker + harga 90 hari BBCA), 1 harga 90 hari BBRI, 5 pemindaian anomali lintas emiten teramai (SQMI/IATA/COCO/BULL/BUMI) saat dashboard dimuat di browser. Setelah migrasi, pengulangan seluruh endpoint yang sama = 0 kredit.</w:t>
+            </w:r>
+          </w:p>
+        </w:tc>
+        <w:tc>
+          <w:tcPr>
+            <w:tcW w:type="dxa" w:w="1600"/>
+          </w:tcPr>
+          <w:p>
+            <w:r>
+              <w:t>23</w:t>
+            </w:r>
+          </w:p>
+        </w:tc>
+        <w:tc>
+          <w:tcPr>
+            <w:tcW w:type="dxa" w:w="1626"/>
+          </w:tcPr>
+          <w:p>
+            <w:r>
+              <w:t>430 kuota hackathon (perkiraan; dashboard adalah rujukan)</w:t>
+            </w:r>
+          </w:p>
+        </w:tc>
+      </w:tr>
+      <w:tr>
+        <w:tc>
+          <w:tcPr>
+            <w:tcW w:type="dxa" w:w="1600"/>
+          </w:tcPr>
+          <w:p>
+            <w:r>
+              <w:t>6 September 2026</w:t>
+            </w:r>
+          </w:p>
+        </w:tc>
+        <w:tc>
+          <w:tcPr>
+            <w:tcW w:type="dxa" w:w="4200"/>
+          </w:tcPr>
+          <w:p>
+            <w:r>
+              <w:t>Halaman Berita (/berita) dibangun ulang. Korpus 120 artikel diambil sekali (4 x limit 30), seluruh penyaringan, pengurutan dan penomoran halaman berjalan di browser sehingga interaksi pengguna berbiaya 0 kredit. BATAS BARU TERVERIFIKASI: /v2/news/ memotong limit di 30 secara diam-diam — limit=50 mengembalikan 30 baris tanpa error, jadi probe limit=50 itu 1 kredit terbuang. RINCIAN 20 KREDIT HARI INI: 2 probe batas limit (1 terbuang), 3 halaman korpus berita, dan 15 harga harian peer bank + 2 panggilan emiten pada 08:28-08:29 yang TIDAK dipicu sesi ini — polanya (15 panggilan serentak untuk peer satu sub-sektor) khas fitur kemiripan pola pada halaman detail emiten, kemungkinan dari pemakaian aplikasi di browser pengerja sendiri. CATATAN BIAYA: fitur kemiripan pola adalah pos termahal aplikasi ini, sekitar 15 kredit setiap kali sub-sektor baru dibuka.</w:t>
+            </w:r>
+          </w:p>
+        </w:tc>
+        <w:tc>
+          <w:tcPr>
+            <w:tcW w:type="dxa" w:w="1600"/>
+          </w:tcPr>
+          <w:p>
+            <w:r>
+              <w:t>20</w:t>
+            </w:r>
+          </w:p>
+        </w:tc>
+        <w:tc>
+          <w:tcPr>
+            <w:tcW w:type="dxa" w:w="1626"/>
+          </w:tcPr>
+          <w:p>
+            <w:r>
+              <w:t>371 kuota hackathon (AKTUAL, dashboard 6 Sep)</w:t>
+            </w:r>
+          </w:p>
+        </w:tc>
+      </w:tr>
+      <w:tr>
+        <w:tc>
+          <w:tcPr>
+            <w:tcW w:type="dxa" w:w="1600"/>
+          </w:tcPr>
+          <w:p>
+            <w:r>
+              <w:t>6 September 2026</w:t>
+            </w:r>
+          </w:p>
+        </w:tc>
+        <w:tc>
+          <w:tcPr>
+            <w:tcW w:type="dxa" w:w="4200"/>
+          </w:tcPr>
+          <w:p>
+            <w:r>
+              <w:t>REKONSILIASI dari dashboard: sisa 371, request periode ini 632. Dari 453 pada 5 Sep berarti 82 kredit terpakai, sementara jumlah berkas cache hanya bertambah 43. PELAJARAN METODE: menghitung kredit dari jumlah berkas cache SALAH dan selalu terlalu rendah — fetch ulang atas URL yang sama menimpa berkas lama tanpa menambah jumlahnya, dan panggilan ganda sebelum dedup in-flight terpasang menagih dua kali untuk satu berkas. Penghitung yang benar adalah baris "[sectors] credit spent" pada log backend, dengan dashboard sebagai rujukan akhir.</w:t>
+            </w:r>
+          </w:p>
+        </w:tc>
+        <w:tc>
+          <w:tcPr>
+            <w:tcW w:type="dxa" w:w="1600"/>
+          </w:tcPr>
+          <w:p>
+            <w:r>
+              <w:t>82 sejak 5 Sep (aktual)</w:t>
+            </w:r>
+          </w:p>
+        </w:tc>
+        <w:tc>
+          <w:tcPr>
+            <w:tcW w:type="dxa" w:w="1626"/>
+          </w:tcPr>
+          <w:p>
+            <w:r>
+              <w:t>371 kuota hackathon + 700 cadangan (aktual, dashboard)</w:t>
             </w:r>
           </w:p>
         </w:tc>
